--- a/ED/Practicals/Avdhut Madhavi C-60 TU3S2627005 Exp1.docx
+++ b/ED/Practicals/Avdhut Madhavi C-60 TU3S2627005 Exp1.docx
@@ -251,21 +251,7 @@
         <w:rPr>
           <w:rFonts w:cstheme="minorHAnsi"/>
         </w:rPr>
-        <w:t xml:space="preserve">• </w:t>
-      </w:r>
-      <w:proofErr w:type="spellStart"/>
-      <w:r>
-        <w:rPr>
-          <w:rFonts w:cstheme="minorHAnsi"/>
-        </w:rPr>
-        <w:t>Analyze</w:t>
-      </w:r>
-      <w:proofErr w:type="spellEnd"/>
-      <w:r>
-        <w:rPr>
-          <w:rFonts w:cstheme="minorHAnsi"/>
-        </w:rPr>
-        <w:t xml:space="preserve"> business opportunities from existing problems.</w:t>
+        <w:t>• Analyze business opportunities from existing problems.</w:t>
       </w:r>
     </w:p>
     <w:p>
@@ -943,19 +929,11 @@
           <w:rFonts w:cstheme="minorHAnsi"/>
         </w:rPr>
       </w:pPr>
-      <w:proofErr w:type="spellStart"/>
-      <w:r>
-        <w:rPr>
-          <w:rFonts w:cstheme="minorHAnsi"/>
-        </w:rPr>
-        <w:t>Analyze</w:t>
-      </w:r>
-      <w:proofErr w:type="spellEnd"/>
-      <w:r>
-        <w:rPr>
-          <w:rFonts w:cstheme="minorHAnsi"/>
-        </w:rPr>
-        <w:t xml:space="preserve"> the causes of the problem.</w:t>
+      <w:r>
+        <w:rPr>
+          <w:rFonts w:cstheme="minorHAnsi"/>
+        </w:rPr>
+        <w:t>Analyze the causes of the problem.</w:t>
       </w:r>
     </w:p>
     <w:p>
@@ -1360,25 +1338,7 @@
           <w:b/>
           <w:bCs/>
         </w:rPr>
-        <w:t xml:space="preserve">(PART </w:t>
-      </w:r>
-      <w:proofErr w:type="gramStart"/>
-      <w:r>
-        <w:rPr>
-          <w:rFonts w:cstheme="minorHAnsi"/>
-          <w:b/>
-          <w:bCs/>
-        </w:rPr>
-        <w:t>B :</w:t>
-      </w:r>
-      <w:proofErr w:type="gramEnd"/>
-      <w:r>
-        <w:rPr>
-          <w:rFonts w:cstheme="minorHAnsi"/>
-          <w:b/>
-          <w:bCs/>
-        </w:rPr>
-        <w:t xml:space="preserve"> TO BE COMPLETED BY STUDENTS)</w:t>
+        <w:t>(PART B : TO BE COMPLETED BY STUDENTS)</w:t>
       </w:r>
     </w:p>
     <w:p>
@@ -1511,87 +1471,67 @@
     </w:p>
     <w:p>
       <w:pPr>
-        <w:numPr>
-          <w:ilvl w:val="0"/>
-          <w:numId w:val="9"/>
-        </w:numPr>
-        <w:rPr>
-          <w:rFonts w:cstheme="minorHAnsi"/>
-        </w:rPr>
-      </w:pPr>
-      <w:r>
-        <w:rPr>
-          <w:rFonts w:cstheme="minorHAnsi"/>
-        </w:rPr>
-        <w:t>The entrepreneur faced significant post-harvest losses.</w:t>
-      </w:r>
-    </w:p>
-    <w:p>
-      <w:pPr>
-        <w:numPr>
-          <w:ilvl w:val="0"/>
-          <w:numId w:val="9"/>
-        </w:numPr>
-        <w:rPr>
-          <w:rFonts w:cstheme="minorHAnsi"/>
-        </w:rPr>
-      </w:pPr>
-      <w:r>
-        <w:rPr>
-          <w:rFonts w:cstheme="minorHAnsi"/>
-        </w:rPr>
-        <w:t>Mango processing is an effective value-addition business.</w:t>
-      </w:r>
-    </w:p>
-    <w:p>
-      <w:pPr>
-        <w:numPr>
-          <w:ilvl w:val="0"/>
-          <w:numId w:val="9"/>
-        </w:numPr>
-        <w:rPr>
-          <w:rFonts w:cstheme="minorHAnsi"/>
-        </w:rPr>
-      </w:pPr>
-      <w:r>
-        <w:rPr>
-          <w:rFonts w:cstheme="minorHAnsi"/>
-        </w:rPr>
-        <w:t>Processed products have a longer shelf life than fresh fruits.</w:t>
-      </w:r>
-    </w:p>
-    <w:p>
-      <w:pPr>
-        <w:numPr>
-          <w:ilvl w:val="0"/>
-          <w:numId w:val="9"/>
-        </w:numPr>
-        <w:rPr>
-          <w:rFonts w:cstheme="minorHAnsi"/>
-        </w:rPr>
-      </w:pPr>
-      <w:r>
-        <w:rPr>
-          <w:rFonts w:cstheme="minorHAnsi"/>
-        </w:rPr>
-        <w:t>Business opportunities arise from solving practical problems.</w:t>
-      </w:r>
-    </w:p>
-    <w:p>
-      <w:pPr>
-        <w:numPr>
-          <w:ilvl w:val="0"/>
-          <w:numId w:val="9"/>
-        </w:numPr>
-        <w:rPr>
-          <w:rFonts w:cstheme="minorHAnsi"/>
-        </w:rPr>
-      </w:pPr>
-      <w:r>
-        <w:rPr>
-          <w:rFonts w:cstheme="minorHAnsi"/>
-        </w:rPr>
-        <w:t>Value addition increases profitability and reduces wastage.</w:t>
+        <w:rPr>
+          <w:rFonts w:cstheme="minorHAnsi"/>
+        </w:rPr>
+      </w:pPr>
+      <w:r>
+        <w:rPr>
+          <w:rFonts w:cstheme="minorHAnsi"/>
+        </w:rPr>
+        <w:t>1. Many urban residents want green spaces at home but may lack gardening knowledge, time, or a suitable plan for their balcony or terrace.</w:t>
+      </w:r>
+    </w:p>
+    <w:p>
+      <w:pPr>
+        <w:rPr>
+          <w:rFonts w:cstheme="minorHAnsi"/>
+        </w:rPr>
+      </w:pPr>
+      <w:r>
+        <w:rPr>
+          <w:rFonts w:cstheme="minorHAnsi"/>
+        </w:rPr>
+        <w:t>2. NAVRO Living creates value by providing personalized balcony garden design, rooftop and terrace garden installation, kitchen gardens, plant selection, and garden maintenance.</w:t>
+      </w:r>
+    </w:p>
+    <w:p>
+      <w:pPr>
+        <w:rPr>
+          <w:rFonts w:cstheme="minorHAnsi"/>
+        </w:rPr>
+      </w:pPr>
+      <w:r>
+        <w:rPr>
+          <w:rFonts w:cstheme="minorHAnsi"/>
+        </w:rPr>
+        <w:t>3. A well-planned garden makes better use of available space by considering sunlight, layout, suitable plants, and care requirements.</w:t>
+      </w:r>
+    </w:p>
+    <w:p>
+      <w:pPr>
+        <w:rPr>
+          <w:rFonts w:cstheme="minorHAnsi"/>
+        </w:rPr>
+      </w:pPr>
+      <w:r>
+        <w:rPr>
+          <w:rFonts w:cstheme="minorHAnsi"/>
+        </w:rPr>
+        <w:t>4. Business opportunities arise from solving practical problems. NAVRO Living helps apartment residents and homeowners create attractive and functional green spaces according to their needs and preferences.</w:t>
+      </w:r>
+    </w:p>
+    <w:p>
+      <w:pPr>
+        <w:rPr>
+          <w:rFonts w:cstheme="minorHAnsi"/>
+        </w:rPr>
+      </w:pPr>
+      <w:r>
+        <w:rPr>
+          <w:rFonts w:cstheme="minorHAnsi"/>
+        </w:rPr>
+        <w:t>5. Combining consultation, customized design, installation, and maintenance can provide convenience to customers and create different sources of revenue for NAVRO Living.</w:t>
       </w:r>
     </w:p>
     <w:p>
@@ -1636,7 +1576,13 @@
         <w:rPr>
           <w:rFonts w:cstheme="minorHAnsi"/>
         </w:rPr>
-        <w:t>The experiment demonstrates that a real-world agricultural problem can be transformed into a profitable business opportunity through value addition. Establishing a mango processing unit helps reduce wastage, improve farmers' income, and provide quality processed products to the market.</w:t>
+        <w:t>T</w:t>
+      </w:r>
+      <w:r>
+        <w:rPr>
+          <w:rFonts w:cstheme="minorHAnsi"/>
+        </w:rPr>
+        <w:t>his experiment demonstrates how a real-world problem can be converted into an entrepreneurial opportunity. NAVRO Living aims to help urban residents make their homes greener through personalized balcony and rooftop garden design, kitchen gardens, plant selection, installation, and maintenance. The business can make gardening more convenient and help customers use their available space effectively. Its success will depend on understanding customer needs, providing suitable garden solutions, maintaining service quality, and managing costs effectively.</w:t>
       </w:r>
     </w:p>
     <w:p>
@@ -1662,12 +1608,22 @@
           <w:bCs/>
         </w:rPr>
       </w:pPr>
-      <w:r>
+    </w:p>
+    <w:p>
+      <w:pPr>
         <w:rPr>
           <w:rFonts w:cstheme="minorHAnsi"/>
           <w:b/>
           <w:bCs/>
         </w:rPr>
+      </w:pPr>
+      <w:r>
+        <w:rPr>
+          <w:rFonts w:cstheme="minorHAnsi"/>
+          <w:b/>
+          <w:bCs/>
+        </w:rPr>
+        <w:lastRenderedPageBreak/>
         <w:t>B.3 Question of Curiosity</w:t>
       </w:r>
     </w:p>
@@ -1690,6 +1646,28 @@
     </w:p>
     <w:p>
       <w:pPr>
+        <w:ind w:left="720"/>
+        <w:rPr>
+          <w:rFonts w:cstheme="minorHAnsi"/>
+        </w:rPr>
+      </w:pPr>
+      <w:r>
+        <w:rPr>
+          <w:rFonts w:cstheme="minorHAnsi"/>
+        </w:rPr>
+        <w:t>A problem statement clearly describes an existing problem, its causes, and why it needs to be solved. It helps an entrepreneur understand customer needs and develop a focused business solution. For NAVRO Living, the problem is that some urban residents want home gardens but lack the time, knowledge, or planning needed to create and maintain them.</w:t>
+      </w:r>
+    </w:p>
+    <w:p>
+      <w:pPr>
+        <w:ind w:left="720"/>
+        <w:rPr>
+          <w:rFonts w:cstheme="minorHAnsi"/>
+        </w:rPr>
+      </w:pPr>
+    </w:p>
+    <w:p>
+      <w:pPr>
         <w:numPr>
           <w:ilvl w:val="0"/>
           <w:numId w:val="10"/>
@@ -1707,6 +1685,28 @@
     </w:p>
     <w:p>
       <w:pPr>
+        <w:ind w:left="720"/>
+        <w:rPr>
+          <w:rFonts w:cstheme="minorHAnsi"/>
+        </w:rPr>
+      </w:pPr>
+      <w:r>
+        <w:rPr>
+          <w:rFonts w:cstheme="minorHAnsi"/>
+        </w:rPr>
+        <w:t>A problem statement explains the difficulty faced by customers, while a scope statement describes the proposed solution, services, target customers, and expected benefits. For NAVRO Living, the problem statement focuses on the challenges of creating and maintaining home gardens, while the scope statement includes garden design, installation, plant selection, and maintenance.</w:t>
+      </w:r>
+    </w:p>
+    <w:p>
+      <w:pPr>
+        <w:ind w:left="720"/>
+        <w:rPr>
+          <w:rFonts w:cstheme="minorHAnsi"/>
+        </w:rPr>
+      </w:pPr>
+    </w:p>
+    <w:p>
+      <w:pPr>
         <w:numPr>
           <w:ilvl w:val="0"/>
           <w:numId w:val="10"/>
@@ -1724,6 +1724,28 @@
     </w:p>
     <w:p>
       <w:pPr>
+        <w:ind w:left="720"/>
+        <w:rPr>
+          <w:rFonts w:cstheme="minorHAnsi"/>
+        </w:rPr>
+      </w:pPr>
+      <w:r>
+        <w:rPr>
+          <w:rFonts w:cstheme="minorHAnsi"/>
+        </w:rPr>
+        <w:t>Value addition increases profitability by providing extra usefulness or convenience to customers. NAVRO Living can combine consultation, customized garden planning, installation, plant selection, and maintenance into a complete service. Profitability depends on customer demand, pricing, labour, material costs, and operating expenses.</w:t>
+      </w:r>
+    </w:p>
+    <w:p>
+      <w:pPr>
+        <w:ind w:left="720"/>
+        <w:rPr>
+          <w:rFonts w:cstheme="minorHAnsi"/>
+        </w:rPr>
+      </w:pPr>
+    </w:p>
+    <w:p>
+      <w:pPr>
         <w:numPr>
           <w:ilvl w:val="0"/>
           <w:numId w:val="10"/>
@@ -1741,6 +1763,46 @@
     </w:p>
     <w:p>
       <w:pPr>
+        <w:pStyle w:val="NormalWeb"/>
+        <w:spacing w:before="0" w:beforeAutospacing="0" w:after="0" w:afterAutospacing="0"/>
+        <w:ind w:left="720"/>
+      </w:pPr>
+      <w:r>
+        <w:rPr>
+          <w:rFonts w:hAnsi="Symbol"/>
+        </w:rPr>
+        <w:t></w:t>
+      </w:r>
+      <w:r>
+        <w:t xml:space="preserve"> Sugarcane can be processed into jaggery or sugar.</w:t>
+      </w:r>
+    </w:p>
+    <w:p>
+      <w:pPr>
+        <w:pStyle w:val="NormalWeb"/>
+        <w:spacing w:before="0" w:beforeAutospacing="0" w:after="0" w:afterAutospacing="0"/>
+        <w:ind w:left="720"/>
+      </w:pPr>
+      <w:r>
+        <w:rPr>
+          <w:rFonts w:hAnsi="Symbol"/>
+        </w:rPr>
+        <w:t></w:t>
+      </w:r>
+      <w:r>
+        <w:t xml:space="preserve"> Tomatoes can be processed into puree, ketchup, or dried products.</w:t>
+      </w:r>
+    </w:p>
+    <w:p>
+      <w:pPr>
+        <w:ind w:left="720"/>
+        <w:rPr>
+          <w:rFonts w:cstheme="minorHAnsi"/>
+        </w:rPr>
+      </w:pPr>
+    </w:p>
+    <w:p>
+      <w:pPr>
         <w:numPr>
           <w:ilvl w:val="0"/>
           <w:numId w:val="10"/>
@@ -1758,10 +1820,78 @@
     </w:p>
     <w:p>
       <w:pPr>
-        <w:rPr>
-          <w:rFonts w:cstheme="minorHAnsi"/>
-        </w:rPr>
-      </w:pPr>
+        <w:ind w:left="720"/>
+        <w:rPr>
+          <w:rFonts w:cstheme="minorHAnsi"/>
+        </w:rPr>
+      </w:pPr>
+      <w:r>
+        <w:rPr>
+          <w:rFonts w:cstheme="minorHAnsi"/>
+        </w:rPr>
+        <w:t>Entrepreneurship identifies unmet needs and develops practical solutions that create economic or social value. NAVRO Living addresses the need for convenient urban gardening by helping customers design, install, and maintain green spaces that suit their homes and preferences. This creates a business opportunity while encouraging greener living.</w:t>
+      </w:r>
+    </w:p>
+    <w:p>
+      <w:pPr>
+        <w:rPr>
+          <w:rFonts w:cstheme="minorHAnsi"/>
+        </w:rPr>
+      </w:pPr>
+      <w:r>
+        <w:rPr>
+          <w:noProof/>
+        </w:rPr>
+        <w:lastRenderedPageBreak/>
+        <w:drawing>
+          <wp:inline distT="0" distB="0" distL="0" distR="0" wp14:anchorId="416ADA48" wp14:editId="4277C1E3">
+            <wp:extent cx="5731510" cy="7642225"/>
+            <wp:effectExtent l="0" t="0" r="2540" b="0"/>
+            <wp:docPr id="1296689210" name="Picture 1" descr="The image contains a handwritten note with a structured list of project objectives and ideas, including topics such as sustainable gardening practices, utilization of rooftop and balcony spaces, and a focus on growing vegetables.&#10;&#10;AI-generated content may be incorrect."/>
+            <wp:cNvGraphicFramePr>
+              <a:graphicFrameLocks xmlns:a="http://schemas.openxmlformats.org/drawingml/2006/main" noChangeAspect="1"/>
+            </wp:cNvGraphicFramePr>
+            <a:graphic xmlns:a="http://schemas.openxmlformats.org/drawingml/2006/main">
+              <a:graphicData uri="http://schemas.openxmlformats.org/drawingml/2006/picture">
+                <pic:pic xmlns:pic="http://schemas.openxmlformats.org/drawingml/2006/picture">
+                  <pic:nvPicPr>
+                    <pic:cNvPr id="1296689210" name="Picture 1" descr="The image contains a handwritten note with a structured list of project objectives and ideas, including topics such as sustainable gardening practices, utilization of rooftop and balcony spaces, and a focus on growing vegetables.&#10;&#10;AI-generated content may be incorrect."/>
+                    <pic:cNvPicPr>
+                      <a:picLocks noChangeAspect="1" noChangeArrowheads="1"/>
+                    </pic:cNvPicPr>
+                  </pic:nvPicPr>
+                  <pic:blipFill>
+                    <a:blip r:embed="rId5">
+                      <a:extLst>
+                        <a:ext uri="{28A0092B-C50C-407E-A947-70E740481C1C}">
+                          <a14:useLocalDpi xmlns:a14="http://schemas.microsoft.com/office/drawing/2010/main" val="0"/>
+                        </a:ext>
+                      </a:extLst>
+                    </a:blip>
+                    <a:srcRect/>
+                    <a:stretch>
+                      <a:fillRect/>
+                    </a:stretch>
+                  </pic:blipFill>
+                  <pic:spPr bwMode="auto">
+                    <a:xfrm>
+                      <a:off x="0" y="0"/>
+                      <a:ext cx="5731510" cy="7642225"/>
+                    </a:xfrm>
+                    <a:prstGeom prst="rect">
+                      <a:avLst/>
+                    </a:prstGeom>
+                    <a:noFill/>
+                    <a:ln>
+                      <a:noFill/>
+                    </a:ln>
+                  </pic:spPr>
+                </pic:pic>
+              </a:graphicData>
+            </a:graphic>
+          </wp:inline>
+        </w:drawing>
+      </w:r>
     </w:p>
     <w:sectPr>
       <w:pgSz w:w="11906" w:h="16838"/>
@@ -4071,6 +4201,23 @@
       <w:spacing w:val="5"/>
     </w:rPr>
   </w:style>
+  <w:style w:type="paragraph" w:styleId="NormalWeb">
+    <w:name w:val="Normal (Web)"/>
+    <w:basedOn w:val="Normal"/>
+    <w:uiPriority w:val="99"/>
+    <w:semiHidden/>
+    <w:unhideWhenUsed/>
+    <w:rsid w:val="00D3141C"/>
+    <w:pPr>
+      <w:spacing w:before="100" w:beforeAutospacing="1" w:after="100" w:afterAutospacing="1" w:line="240" w:lineRule="auto"/>
+    </w:pPr>
+    <w:rPr>
+      <w:rFonts w:ascii="Times New Roman" w:eastAsia="Times New Roman" w:hAnsi="Times New Roman" w:cs="Times New Roman"/>
+      <w:kern w:val="0"/>
+      <w:lang w:eastAsia="en-IN"/>
+      <w14:ligatures w14:val="none"/>
+    </w:rPr>
+  </w:style>
 </w:styles>
 </file>
 
